--- a/library/_deliverables/remote-help/RHELP-Solution.docx
+++ b/library/_deliverables/remote-help/RHELP-Solution.docx
@@ -15,32 +15,6 @@
       <w:r>
         <w:rPr>
           <w:b/>
-          <w:color w:val="1F3A5F"/>
-          <w:sz w:val="52"/>
-        </w:rPr>
-        <w:t>PHOENIXTEKK</w:t>
-      </w:r>
-    </w:p>
-    <w:p>
-      <w:pPr>
-        <w:jc w:val="center"/>
-      </w:pPr>
-      <w:r>
-        <w:rPr>
-          <w:color w:val="2E86C1"/>
-          <w:sz w:val="24"/>
-        </w:rPr>
-        <w:t>Workplace Marketplace · Intune Solutions</w:t>
-      </w:r>
-    </w:p>
-    <w:p/>
-    <w:p>
-      <w:pPr>
-        <w:jc w:val="center"/>
-      </w:pPr>
-      <w:r>
-        <w:rPr>
-          <w:b/>
           <w:sz w:val="40"/>
         </w:rPr>
         <w:t>Remote Help</w:t>
@@ -75,8 +49,6 @@
           <w:sz w:val="20"/>
         </w:rPr>
         <w:t>Version 1.0.0    ·    2026-06-14</w:t>
-        <w:br/>
-        <w:t>Phoenixtekk · workplace.phoenixtekk.com</w:t>
       </w:r>
     </w:p>
     <w:p>
@@ -119,7 +91,7 @@
         <w:rPr>
           <w:b/>
         </w:rPr>
-        <w:t>Phoenixtekk Workplace Marketplace · Intune Solutions</w:t>
+        <w:t>White-label · Intune Solutions</w:t>
       </w:r>
     </w:p>
     <w:p>
@@ -321,7 +293,7 @@
         <w:pStyle w:val="Heading2"/>
       </w:pPr>
       <w:r>
-        <w:t>The Phoenixtekk deployment model</w:t>
+        <w:t>The standard deployment model</w:t>
       </w:r>
     </w:p>
     <w:p>
@@ -715,7 +687,7 @@
         <w:pStyle w:val="Heading2"/>
       </w:pPr>
       <w:r>
-        <w:t>The standard Phoenixtekk deployment model</w:t>
+        <w:t>The standard deployment model</w:t>
       </w:r>
     </w:p>
     <w:p>
@@ -727,7 +699,7 @@
           <w:i/>
           <w:color w:val="2E86C1"/>
         </w:rPr>
-        <w:t>Enable Remote Help → deploy the app via Intune → assign RBAC roles → configure security options → pilot a session → expand. Phoenixtekk pattern: Assess → Configure → Pilot → Validate → Expand.</w:t>
+        <w:t>Enable Remote Help → deploy the app via Intune → assign RBAC roles → configure security options → pilot a session → expand. repeatable pattern: Assess → Configure → Pilot → Validate → Expand.</w:t>
       </w:r>
     </w:p>
     <w:p>
@@ -956,9 +928,10 @@
       </w:r>
       <w:r>
         <w:rPr>
-          <w:b/>
+          <w:rFonts w:ascii="Consolas" w:hAnsi="Consolas"/>
+          <w:sz w:val="19"/>
         </w:rPr>
-        <w:t>`RHELP-Discovery.ps1`</w:t>
+        <w:t>RHELP-Discovery.ps1</w:t>
       </w:r>
       <w:r>
         <w:t xml:space="preserve">). </w:t>
@@ -1243,7 +1216,7 @@
         <w:t>every</w:t>
       </w:r>
       <w:r>
-        <w:t xml:space="preserve"> Phoenixtekk solution in the </w:t>
+        <w:t xml:space="preserve"> solution in the </w:t>
       </w:r>
       <w:r>
         <w:rPr>
@@ -1553,7 +1526,7 @@
         <w:t>Why:</w:t>
       </w:r>
       <w:r>
-        <w:t xml:space="preserve"> Every Phoenixtekk solution is piloted before fleet rollout. </w:t>
+        <w:t xml:space="preserve"> Every solution is piloted before fleet rollout. </w:t>
       </w:r>
       <w:r>
         <w:rPr>
@@ -1751,7 +1724,7 @@
         <w:rPr>
           <w:b/>
         </w:rPr>
-        <w:t>The Phoenixtekk deployment model (all solutions):</w:t>
+        <w:t>The standard deployment model (all solutions):</w:t>
       </w:r>
       <w:r>
         <w:t xml:space="preserve"> </w:t>
@@ -2197,9 +2170,10 @@
       </w:r>
       <w:r>
         <w:rPr>
-          <w:b/>
+          <w:rFonts w:ascii="Consolas" w:hAnsi="Consolas"/>
+          <w:sz w:val="19"/>
         </w:rPr>
-        <w:t>`RHELP-Validation.ps1`</w:t>
+        <w:t>RHELP-Validation.ps1</w:t>
       </w:r>
       <w:r>
         <w:t>.</w:t>
@@ -2308,9 +2282,10 @@
       </w:r>
       <w:r>
         <w:rPr>
-          <w:b/>
+          <w:rFonts w:ascii="Consolas" w:hAnsi="Consolas"/>
+          <w:sz w:val="19"/>
         </w:rPr>
-        <w:t>`RHELP-SettingsCheck.ps1`</w:t>
+        <w:t>RHELP-SettingsCheck.ps1</w:t>
       </w:r>
       <w:r>
         <w:t xml:space="preserve"> → confirms Remote Help is enabled with the chosen options.</w:t>
@@ -2325,9 +2300,10 @@
       </w:r>
       <w:r>
         <w:rPr>
-          <w:b/>
+          <w:rFonts w:ascii="Consolas" w:hAnsi="Consolas"/>
+          <w:sz w:val="19"/>
         </w:rPr>
-        <w:t>`RHELP-SessionReport.ps1`</w:t>
+        <w:t>RHELP-SessionReport.ps1</w:t>
       </w:r>
       <w:r>
         <w:t xml:space="preserve"> → confirms the pilot session appears in the audit/usage data.</w:t>
@@ -2383,18 +2359,20 @@
       </w:r>
       <w:r>
         <w:rPr>
-          <w:b/>
+          <w:rFonts w:ascii="Consolas" w:hAnsi="Consolas"/>
+          <w:sz w:val="19"/>
         </w:rPr>
-        <w:t>`RHELP-Validation.ps1`</w:t>
+        <w:t>RHELP-Validation.ps1</w:t>
       </w:r>
       <w:r>
         <w:t xml:space="preserve"> / </w:t>
       </w:r>
       <w:r>
         <w:rPr>
-          <w:b/>
+          <w:rFonts w:ascii="Consolas" w:hAnsi="Consolas"/>
+          <w:sz w:val="19"/>
         </w:rPr>
-        <w:t>`RHELP-SessionReport.ps1`</w:t>
+        <w:t>RHELP-SessionReport.ps1</w:t>
       </w:r>
       <w:r>
         <w:t>.</w:t>
@@ -2804,36 +2782,40 @@
       </w:r>
       <w:r>
         <w:rPr>
-          <w:b/>
+          <w:rFonts w:ascii="Consolas" w:hAnsi="Consolas"/>
+          <w:sz w:val="19"/>
         </w:rPr>
-        <w:t>`RHELP-Validation.ps1`</w:t>
+        <w:t>RHELP-Validation.ps1</w:t>
       </w:r>
       <w:r>
         <w:t xml:space="preserve"> / </w:t>
       </w:r>
       <w:r>
         <w:rPr>
-          <w:b/>
+          <w:rFonts w:ascii="Consolas" w:hAnsi="Consolas"/>
+          <w:sz w:val="19"/>
         </w:rPr>
-        <w:t>`RHELP-Discovery.ps1`</w:t>
+        <w:t>RHELP-Discovery.ps1</w:t>
       </w:r>
       <w:r>
         <w:t xml:space="preserve"> for app state and </w:t>
       </w:r>
       <w:r>
         <w:rPr>
-          <w:b/>
+          <w:rFonts w:ascii="Consolas" w:hAnsi="Consolas"/>
+          <w:sz w:val="19"/>
         </w:rPr>
-        <w:t>`RHELP-SettingsCheck.ps1`</w:t>
+        <w:t>RHELP-SettingsCheck.ps1</w:t>
       </w:r>
       <w:r>
         <w:t xml:space="preserve"> for tenant settings, </w:t>
       </w:r>
       <w:r>
         <w:rPr>
-          <w:b/>
+          <w:rFonts w:ascii="Consolas" w:hAnsi="Consolas"/>
+          <w:sz w:val="19"/>
         </w:rPr>
-        <w:t>`RHELP-Remediation.ps1`</w:t>
+        <w:t>RHELP-Remediation.ps1</w:t>
       </w:r>
       <w:r>
         <w:t xml:space="preserve"> for safe fixes.</w:t>
@@ -3973,7 +3955,7 @@
         <w:pStyle w:val="ListBullet"/>
       </w:pPr>
       <w:r>
-        <w:t xml:space="preserve">A repeatable process following the Phoenixtekk model: </w:t>
+        <w:t xml:space="preserve">A repeatable process following the repeatable model: </w:t>
       </w:r>
       <w:r>
         <w:rPr>
